--- a/Trabalho 4/artigo/Trabalho4_Forward_15A.docx
+++ b/Trabalho 4/artigo/Trabalho4_Forward_15A.docx
@@ -4746,25 +4746,7 @@
           <w:color w:val="000000"/>
           <w:lang w:val="pt-BR"/>
         </w:rPr>
-        <w:t xml:space="preserve">Empregou-se solver Radau, tolerância relativa de 10⁻⁶ e absoluta de 10⁻⁸. Passo máximo e grade de saída são 2 µs nos ensaios centrais, 1 µs no curto e 0,2 µs no ripple detalhado. A detecção de eventos resolve comutações entre pontos de saída. Registros guardam parâmetros, opções, data, hashes dos modelos e CSVs e resposta RPC original compactada. Gráficos globais reduzem pontos apenas para exibição; as métricas usam a grade completa.</w:t>
-      </w:r>
-    </w:p>
-    <w:p>
-      <w:pPr>
-        <w:pStyle w:val="Heading2"/>
-        <w:numPr>
-          <w:numId w:val="0"/>
-        </w:numPr>
-        <w:keepNext/>
-        <w:widowControl/>
-        <w:ind w:firstLine="0pt" w:start="0pt" w:end="0pt"/>
-      </w:pPr>
-      <w:r>
-        <w:rPr>
-          <w:color w:val="000000"/>
-          <w:lang w:val="pt-BR"/>
-        </w:rPr>
-        <w:t xml:space="preserve">B. Degraus e faixa de rede</w:t>
+        <w:t xml:space="preserve">Os modelos compartilham o desenho da Fig. 4. À esquerda ficam a rede com Rrede, Lrede e o medidor Irede, a ponte de quatro diodos, o banco Cbus e o voltímetro Vbarramento. No centro, Q1 e Q2 formam com ResetInferior e ResetSuperior as duas pernas do Forward, e Lmag fica em paralelo com o primário de T1. No secundário, Dforward e Dlivre alimentam Lo, RLo, o medidor IL e Dbloqueio; Rsh liga o retorno do secundário ao retorno de saída, aterrado em GND, e o banco ESR/Co, o voltímetro Vo e a carga ficam em paralelo na saída. O controle ocupa a faixa inferior: C-Script, portadora e comparador PWM. Vo, IL, o comando das chaves e a seleção da carga cruzam o esquema por etiquetas (Vo_fb, IL_fb, pwm e sel_carga), de modo que nenhum fio de sinal atravessa a potência. Os terminais de saída numerados exportam os sinais analisados.</w:t>
       </w:r>
     </w:p>
     <w:p>
@@ -4774,13 +4756,20 @@
           <w:numId w:val="0"/>
         </w:numPr>
         <w:widowControl/>
-      </w:pPr>
-      <w:r>
-        <w:rPr>
-          <w:color w:val="000000"/>
-          <w:lang w:val="pt-BR"/>
-        </w:rPr>
-        <w:t xml:space="preserve">A carga muda de 9 Ω para 1,8 Ω em 0,12 s e retorna em 0,24 s, com duração total de 0,36 s. Em 220 V, a tensão média a 20% é 26,9999 V. Em plena carga, a média é 26,7510 V e IL=14,8621 A. A Fig. 4 mostra a resposta. O mínimo após aplicação é 26,3064 V e o máximo após retirada, 27,4526 V, medidos nos 40 ms seguintes a cada evento.</w:t>
+        <w:sectPr>
+          <w:type w:val="continuous"/>
+          <w:pgSz w:w="595.30pt" w:h="841.90pt" w:code="9"/>
+          <w:pgMar w:top="54pt" w:right="45.35pt" w:bottom="72pt" w:left="45.35pt" w:header="36pt" w:footer="36pt" w:gutter="0pt"/>
+          <w:cols w:num="2" w:space="18pt"/>
+          <w:docGrid w:linePitch="360"/>
+        </w:sectPr>
+      </w:pPr>
+      <w:r>
+        <w:rPr>
+          <w:color w:val="000000"/>
+          <w:lang w:val="pt-BR"/>
+        </w:rPr>
+        <w:t xml:space="preserve">forward_degrau e forward_curto usam esse mesmo esquema e diferem nos valores de Rbase e Rdegrau, 9 Ω e 2,25 Ω no degrau e 1,8 Ω e 1 mΩ no curto. O modelo de recarga (Fig. 10) troca o ramo resistivo pela série Ibat, Rbat, Cbat e Ebat. Os modelos em 373 Vcc (Fig. 13) substituem rede e ponte por uma fonte CC e diferem entre si apenas no banco de saída.</w:t>
       </w:r>
     </w:p>
     <w:p>
@@ -4798,17 +4787,138 @@
       <w:r>
         <w:drawing>
           <wp:inline distT="0" distB="0" distL="0" distR="0">
-            <wp:extent cx="2971800" cy="2334986"/>
-            <wp:docPr id="1004" name="degrau_220" descr="degrau 220"/>
+            <wp:extent cx="6400800" cy="2447463"/>
+            <wp:docPr id="1004" name="circuito_rede" descr="circuito rede"/>
             <ns0:graphic xmlns:ns0="http://purl.oclc.org/ooxml/drawingml/main">
               <ns0:graphicData uri="http://purl.oclc.org/ooxml/drawingml/picture">
                 <ns0:pic xmlns:ns0="http://purl.oclc.org/ooxml/drawingml/picture">
                   <ns0:nvPicPr>
-                    <ns0:cNvPr id="1004" name="degrau_220"/>
+                    <ns0:cNvPr id="1004" name="circuito_rede"/>
                     <ns0:cNvPicPr/>
                   </ns0:nvPicPr>
                   <ns0:blipFill>
                     <ns0:blip xmlns:ns0="http://purl.oclc.org/ooxml/drawingml/main" r:embed="rIdArtigo4"/>
+                    <ns0:stretch xmlns:ns0="http://purl.oclc.org/ooxml/drawingml/main">
+                      <ns0:fillRect/>
+                    </ns0:stretch>
+                  </ns0:blipFill>
+                  <ns0:spPr>
+                    <ns0:xfrm xmlns:ns0="http://purl.oclc.org/ooxml/drawingml/main">
+                      <ns0:off x="0" y="0"/>
+                      <ns0:ext cx="6400800" cy="2447463"/>
+                    </ns0:xfrm>
+                    <ns0:prstGeom xmlns:ns0="http://purl.oclc.org/ooxml/drawingml/main" prst="rect">
+                      <ns0:avLst/>
+                    </ns0:prstGeom>
+                  </ns0:spPr>
+                </ns0:pic>
+              </ns0:graphicData>
+            </ns0:graphic>
+          </wp:inline>
+        </w:drawing>
+      </w:r>
+    </w:p>
+    <w:p>
+      <w:pPr>
+        <w:pStyle w:val="figurecaption"/>
+        <w:numPr>
+          <w:numId w:val="0"/>
+        </w:numPr>
+        <w:widowControl/>
+        <w:spacing w:after="7pt"/>
+        <w:ind w:firstLine="0pt" w:start="0pt" w:end="0pt"/>
+        <w:sectPr>
+          <w:type w:val="continuous"/>
+          <w:pgSz w:w="595.30pt" w:h="841.90pt" w:code="9"/>
+          <w:pgMar w:top="54pt" w:right="45.35pt" w:bottom="72pt" w:left="45.35pt" w:header="36pt" w:footer="36pt" w:gutter="0pt"/>
+          <w:cols w:num="1" w:space="18pt"/>
+          <w:docGrid w:linePitch="360"/>
+        </w:sectPr>
+      </w:pPr>
+      <w:r>
+        <w:rPr>
+          <w:color w:val="000000"/>
+          <w:lang w:val="pt-BR"/>
+        </w:rPr>
+        <w:t xml:space="preserve">Fig. 4. Modelo PLECS de forward_degrau e forward_curto: rede, ponte e banco Cbus à esquerda; Forward de duas chaves, filtro de saída e carga com o ramo do degrau (Rdegrau e Scarga) à direita; controle CC/CV e PWM abaixo.</w:t>
+      </w:r>
+    </w:p>
+    <w:p>
+      <w:pPr>
+        <w:pStyle w:val="BodyText"/>
+        <w:numPr>
+          <w:numId w:val="0"/>
+        </w:numPr>
+        <w:widowControl/>
+      </w:pPr>
+      <w:r>
+        <w:rPr>
+          <w:color w:val="000000"/>
+          <w:lang w:val="pt-BR"/>
+        </w:rPr>
+        <w:t xml:space="preserve">Empregou-se solver Radau, tolerância relativa de 10⁻⁶ e absoluta de 10⁻⁸. Passo máximo e grade de saída são 2 µs nos ensaios centrais, 1 µs no curto e 0,2 µs no ripple detalhado. A detecção de eventos resolve comutações entre pontos de saída. Registros guardam parâmetros, opções, data, hashes dos modelos e CSVs e resposta RPC original compactada. Gráficos globais reduzem pontos apenas para exibição; as métricas usam a grade completa.</w:t>
+      </w:r>
+    </w:p>
+    <w:p>
+      <w:pPr>
+        <w:pStyle w:val="Heading2"/>
+        <w:numPr>
+          <w:numId w:val="0"/>
+        </w:numPr>
+        <w:keepNext/>
+        <w:widowControl/>
+        <w:ind w:firstLine="0pt" w:start="0pt" w:end="0pt"/>
+      </w:pPr>
+      <w:r>
+        <w:rPr>
+          <w:color w:val="000000"/>
+          <w:lang w:val="pt-BR"/>
+        </w:rPr>
+        <w:t xml:space="preserve">B. Degraus e faixa de rede</w:t>
+      </w:r>
+    </w:p>
+    <w:p>
+      <w:pPr>
+        <w:pStyle w:val="BodyText"/>
+        <w:numPr>
+          <w:numId w:val="0"/>
+        </w:numPr>
+        <w:widowControl/>
+      </w:pPr>
+      <w:r>
+        <w:rPr>
+          <w:color w:val="000000"/>
+          <w:lang w:val="pt-BR"/>
+        </w:rPr>
+        <w:t xml:space="preserve">A carga muda de 9 Ω para 1,8 Ω em 0,12 s e retorna em 0,24 s, com duração total de 0,36 s. Em 220 V, a tensão média a 20% é 26,9999 V. Em plena carga, a média é 26,7510 V e IL=14,8621 A. A Fig. 5 mostra a resposta. O mínimo após aplicação é 26,3064 V e o máximo após retirada, 27,4526 V, medidos nos 40 ms seguintes a cada evento.</w:t>
+      </w:r>
+    </w:p>
+    <w:p>
+      <w:pPr>
+        <w:pStyle w:val="BodyText"/>
+        <w:numPr>
+          <w:numId w:val="0"/>
+        </w:numPr>
+        <w:keepNext/>
+        <w:widowControl/>
+        <w:jc w:val="center"/>
+        <w:spacing w:after="0pt"/>
+        <w:ind w:firstLine="0pt" w:start="0pt" w:end="0pt"/>
+      </w:pPr>
+      <w:r>
+        <w:drawing>
+          <wp:inline distT="0" distB="0" distL="0" distR="0">
+            <wp:extent cx="2971800" cy="2334986"/>
+            <wp:docPr id="1005" name="degrau_220" descr="degrau 220"/>
+            <ns0:graphic xmlns:ns0="http://purl.oclc.org/ooxml/drawingml/main">
+              <ns0:graphicData uri="http://purl.oclc.org/ooxml/drawingml/picture">
+                <ns0:pic xmlns:ns0="http://purl.oclc.org/ooxml/drawingml/picture">
+                  <ns0:nvPicPr>
+                    <ns0:cNvPr id="1005" name="degrau_220"/>
+                    <ns0:cNvPicPr/>
+                  </ns0:nvPicPr>
+                  <ns0:blipFill>
+                    <ns0:blip xmlns:ns0="http://purl.oclc.org/ooxml/drawingml/main" r:embed="rIdArtigo5"/>
                     <ns0:stretch xmlns:ns0="http://purl.oclc.org/ooxml/drawingml/main">
                       <ns0:fillRect/>
                     </ns0:stretch>
@@ -4844,7 +4954,7 @@
           <w:color w:val="000000"/>
           <w:lang w:val="pt-BR"/>
         </w:rPr>
-        <w:t xml:space="preserve">Fig. 4. Ensaio PLECS com rede de 220 V. Carga de 20% para 100% em 0,12 s e retorno em 0,24 s. Condição inicial pré-carregada.</w:t>
+        <w:t xml:space="preserve">Fig. 5. Ensaio PLECS com rede de 220 V. Carga de 20% para 100% em 0,12 s e retorno em 0,24 s. Condição inicial pré-carregada.</w:t>
       </w:r>
     </w:p>
     <w:p>
@@ -5397,7 +5507,7 @@
           <w:color w:val="000000"/>
           <w:lang w:val="pt-BR"/>
         </w:rPr>
-        <w:t xml:space="preserve">A Fig. 5 mostra corrente pulsada na entrada nominal. Obtêm-se 439,98 W, 4,0947 A eficazes e FP≈0,4884 em 220 V. Em 176 V, FP=0,5219; portanto, FP&lt;0,5 não é universal. Impedância de fonte e banco capacitivo influenciam esses números. A potência simulada não permite afirmar rendimento físico, pois faltam perdas de comutação e núcleo.</w:t>
+        <w:t xml:space="preserve">A Fig. 6 mostra corrente pulsada na entrada nominal. Obtêm-se 439,98 W, 4,0947 A eficazes e FP≈0,4884 em 220 V. Em 176 V, FP=0,5219; portanto, FP&lt;0,5 não é universal. Impedância de fonte e banco capacitivo influenciam esses números. A potência simulada não permite afirmar rendimento físico, pois faltam perdas de comutação e núcleo.</w:t>
       </w:r>
     </w:p>
     <w:p>
@@ -5416,16 +5526,16 @@
         <w:drawing>
           <wp:inline distT="0" distB="0" distL="0" distR="0">
             <wp:extent cx="2971800" cy="2264229"/>
-            <wp:docPr id="1005" name="retificador_220" descr="retificador 220"/>
+            <wp:docPr id="1006" name="retificador_220" descr="retificador 220"/>
             <ns0:graphic xmlns:ns0="http://purl.oclc.org/ooxml/drawingml/main">
               <ns0:graphicData uri="http://purl.oclc.org/ooxml/drawingml/picture">
                 <ns0:pic xmlns:ns0="http://purl.oclc.org/ooxml/drawingml/picture">
                   <ns0:nvPicPr>
-                    <ns0:cNvPr id="1005" name="retificador_220"/>
+                    <ns0:cNvPr id="1006" name="retificador_220"/>
                     <ns0:cNvPicPr/>
                   </ns0:nvPicPr>
                   <ns0:blipFill>
-                    <ns0:blip xmlns:ns0="http://purl.oclc.org/ooxml/drawingml/main" r:embed="rIdArtigo5"/>
+                    <ns0:blip xmlns:ns0="http://purl.oclc.org/ooxml/drawingml/main" r:embed="rIdArtigo6"/>
                     <ns0:stretch xmlns:ns0="http://purl.oclc.org/ooxml/drawingml/main">
                       <ns0:fillRect/>
                     </ns0:stretch>
@@ -5461,7 +5571,7 @@
           <w:color w:val="000000"/>
           <w:lang w:val="pt-BR"/>
         </w:rPr>
-        <w:t xml:space="preserve">Fig. 5. Tensões de rede e barramento e corrente de entrada em plena carga nominal. PLECS com Rrede=0,5 Ω e Lrede=100 µH.</w:t>
+        <w:t xml:space="preserve">Fig. 6. Tensões de rede e barramento e corrente de entrada em plena carga nominal. PLECS com Rrede=0,5 Ω e Lrede=100 µH.</w:t>
       </w:r>
     </w:p>
     <w:p>
@@ -5495,7 +5605,7 @@
           <w:color w:val="000000"/>
           <w:lang w:val="pt-BR"/>
         </w:rPr>
-        <w:t xml:space="preserve">Um ramo de 1 mΩ é conectado em paralelo com 1,8 Ω entre 0,12 e 0,24 s. Em regime de curto, IL médio=15,00001 A e Vo=14,99168 mV. A corrente do ramo é 14,99168 A; a diferença alimenta a carga permanente. As Figs. 6 e 7 distinguem a corrente do indutor da descarga do banco.</w:t>
+        <w:t xml:space="preserve">Um ramo de 1 mΩ é conectado em paralelo com 1,8 Ω entre 0,12 e 0,24 s. Em regime de curto, IL médio=15,00001 A e Vo=14,99168 mV. A corrente do ramo é 14,99168 A; a diferença alimenta a carga permanente. As Figs. 7 e 8 distinguem a corrente do indutor da descarga do banco.</w:t>
       </w:r>
     </w:p>
     <w:p>
@@ -5514,16 +5624,16 @@
         <w:drawing>
           <wp:inline distT="0" distB="0" distL="0" distR="0">
             <wp:extent cx="2971800" cy="2334986"/>
-            <wp:docPr id="1006" name="curto_220" descr="curto 220"/>
+            <wp:docPr id="1007" name="curto_220" descr="curto 220"/>
             <ns0:graphic xmlns:ns0="http://purl.oclc.org/ooxml/drawingml/main">
               <ns0:graphicData uri="http://purl.oclc.org/ooxml/drawingml/picture">
                 <ns0:pic xmlns:ns0="http://purl.oclc.org/ooxml/drawingml/picture">
                   <ns0:nvPicPr>
-                    <ns0:cNvPr id="1006" name="curto_220"/>
+                    <ns0:cNvPr id="1007" name="curto_220"/>
                     <ns0:cNvPicPr/>
                   </ns0:nvPicPr>
                   <ns0:blipFill>
-                    <ns0:blip xmlns:ns0="http://purl.oclc.org/ooxml/drawingml/main" r:embed="rIdArtigo6"/>
+                    <ns0:blip xmlns:ns0="http://purl.oclc.org/ooxml/drawingml/main" r:embed="rIdArtigo7"/>
                     <ns0:stretch xmlns:ns0="http://purl.oclc.org/ooxml/drawingml/main">
                       <ns0:fillRect/>
                     </ns0:stretch>
@@ -5559,7 +5669,7 @@
           <w:color w:val="000000"/>
           <w:lang w:val="pt-BR"/>
         </w:rPr>
-        <w:t xml:space="preserve">Fig. 6. Aplicação e retirada do curto de 1 mΩ. A limitação observada é de corrente média; o modelo não contém proteção instantânea de pico.</w:t>
+        <w:t xml:space="preserve">Fig. 7. Aplicação e retirada do curto de 1 mΩ. A limitação observada é de corrente média; o modelo não contém proteção instantânea de pico.</w:t>
       </w:r>
     </w:p>
     <w:p>
@@ -5578,16 +5688,16 @@
         <w:drawing>
           <wp:inline distT="0" distB="0" distL="0" distR="0">
             <wp:extent cx="2971800" cy="2264229"/>
-            <wp:docPr id="1007" name="curto_detalhe" descr="curto detalhe"/>
+            <wp:docPr id="1008" name="curto_detalhe" descr="curto detalhe"/>
             <ns0:graphic xmlns:ns0="http://purl.oclc.org/ooxml/drawingml/main">
               <ns0:graphicData uri="http://purl.oclc.org/ooxml/drawingml/picture">
                 <ns0:pic xmlns:ns0="http://purl.oclc.org/ooxml/drawingml/picture">
                   <ns0:nvPicPr>
-                    <ns0:cNvPr id="1007" name="curto_detalhe"/>
+                    <ns0:cNvPr id="1008" name="curto_detalhe"/>
                     <ns0:cNvPicPr/>
                   </ns0:nvPicPr>
                   <ns0:blipFill>
-                    <ns0:blip xmlns:ns0="http://purl.oclc.org/ooxml/drawingml/main" r:embed="rIdArtigo7"/>
+                    <ns0:blip xmlns:ns0="http://purl.oclc.org/ooxml/drawingml/main" r:embed="rIdArtigo8"/>
                     <ns0:stretch xmlns:ns0="http://purl.oclc.org/ooxml/drawingml/main">
                       <ns0:fillRect/>
                     </ns0:stretch>
@@ -5623,7 +5733,7 @@
           <w:color w:val="000000"/>
           <w:lang w:val="pt-BR"/>
         </w:rPr>
-        <w:t xml:space="preserve">Fig. 7. Detalhe do curto. Corrente do ramo calculada por Vo/1 mΩ a partir do CSV, com resolução de 1 µs.</w:t>
+        <w:t xml:space="preserve">Fig. 8. Detalhe do curto. Corrente do ramo calculada por Vo/1 mΩ a partir do CSV, com resolução de 1 µs.</w:t>
       </w:r>
     </w:p>
     <w:p>
@@ -5673,7 +5783,7 @@
           <w:color w:val="000000"/>
           <w:lang w:val="pt-BR"/>
         </w:rPr>
-        <w:t xml:space="preserve">A bateria é representada por fonte de 20 V, resistência de 10 mΩ e capacitor de 0,4 F em série, conforme [1]. Na janela 0,04–0,06 s, IL médio=15,0007 A e Ibat médio=14,8373 A. A diferença de 0,1634 A carrega o banco de saída de 4,4 mF, coerente com Co·dVo/dt≈0,0044×37. Distinguir a corrente do indutor da corrente efetiva da bateria é necessário durante a rampa.</w:t>
+        <w:t xml:space="preserve">A bateria é representada por fonte de 20 V, resistência de 10 mΩ e capacitor de 0,4 F em série, conforme [1] e a Fig. 10. A Fig. 9 mostra a recarga. Na janela 0,04–0,06 s, IL médio=15,0007 A e Ibat médio=14,8373 A. A diferença de 0,1634 A carrega o banco de saída de 4,4 mF, coerente com Co·dVo/dt≈0,0044×37. Distinguir a corrente do indutor da corrente efetiva da bateria é necessário durante a rampa.</w:t>
       </w:r>
     </w:p>
     <w:p>
@@ -5692,16 +5802,16 @@
         <w:drawing>
           <wp:inline distT="0" distB="0" distL="0" distR="0">
             <wp:extent cx="2971800" cy="2334986"/>
-            <wp:docPr id="1008" name="bateria_220" descr="bateria 220"/>
+            <wp:docPr id="1009" name="bateria_220" descr="bateria 220"/>
             <ns0:graphic xmlns:ns0="http://purl.oclc.org/ooxml/drawingml/main">
               <ns0:graphicData uri="http://purl.oclc.org/ooxml/drawingml/picture">
                 <ns0:pic xmlns:ns0="http://purl.oclc.org/ooxml/drawingml/picture">
                   <ns0:nvPicPr>
-                    <ns0:cNvPr id="1008" name="bateria_220"/>
+                    <ns0:cNvPr id="1009" name="bateria_220"/>
                     <ns0:cNvPicPr/>
                   </ns0:nvPicPr>
                   <ns0:blipFill>
-                    <ns0:blip xmlns:ns0="http://purl.oclc.org/ooxml/drawingml/main" r:embed="rIdArtigo8"/>
+                    <ns0:blip xmlns:ns0="http://purl.oclc.org/ooxml/drawingml/main" r:embed="rIdArtigo9"/>
                     <ns0:stretch xmlns:ns0="http://purl.oclc.org/ooxml/drawingml/main">
                       <ns0:fillRect/>
                     </ns0:stretch>
@@ -5737,7 +5847,7 @@
           <w:color w:val="000000"/>
           <w:lang w:val="pt-BR"/>
         </w:rPr>
-        <w:t xml:space="preserve">Fig. 8. Recarga emulada no PLECS em 220 V, Ebat=20 V, Rbat=10 mΩ e Cbat=0,4 F. Escala temporal artificialmente acelerada.</w:t>
+        <w:t xml:space="preserve">Fig. 9. Recarga emulada no PLECS em 220 V, Ebat=20 V, Rbat=10 mΩ e Cbat=0,4 F. Escala temporal artificialmente acelerada.</w:t>
       </w:r>
     </w:p>
     <w:p>
@@ -5747,6 +5857,13 @@
           <w:numId w:val="0"/>
         </w:numPr>
         <w:widowControl/>
+        <w:sectPr>
+          <w:type w:val="continuous"/>
+          <w:pgSz w:w="595.30pt" w:h="841.90pt" w:code="9"/>
+          <w:pgMar w:top="54pt" w:right="45.35pt" w:bottom="72pt" w:left="45.35pt" w:header="36pt" w:footer="36pt" w:gutter="0pt"/>
+          <w:cols w:num="2" w:space="18pt"/>
+          <w:docGrid w:linePitch="360"/>
+        </w:sectPr>
       </w:pPr>
       <w:r>
         <w:rPr>
@@ -5754,56 +5871,6 @@
           <w:lang w:val="pt-BR"/>
         </w:rPr>
         <w:t xml:space="preserve">A tensão chega a 26,9 V em 0,185084 s, coerente com a estimativa ideal Cbat·7/15=0,186667 s. A escala próxima de 0,37 s na figura de referência não resulta automaticamente dos parâmetros escritos; não se alterou Cbat para forçar concordância visual. A carga terminal integrada em 0,6 s é 2,81003 C e a energia terminal é 66,4791 J, grandezas do emulador.</w:t>
-      </w:r>
-    </w:p>
-    <w:p>
-      <w:pPr>
-        <w:pStyle w:val="BodyText"/>
-        <w:numPr>
-          <w:numId w:val="0"/>
-        </w:numPr>
-        <w:widowControl/>
-      </w:pPr>
-      <w:r>
-        <w:rPr>
-          <w:color w:val="000000"/>
-          <w:lang w:val="pt-BR"/>
-        </w:rPr>
-        <w:t xml:space="preserve">Na cauda, o circuito entra em DCM e a corrente tende a zero. A tensão permanece em aproximadamente 27,02484 V, pois o modelo não oferece autodescarga ou caminho reverso que elimine toda a sobre-elevação. Para 150 Ah em 7 V, o equivalente coulômbico seria 77142,86 F, cerca de 192857 vezes maior. A simulação não prevê tempo real de carga, SOC, envelhecimento ou eficiência eletroquímica.</w:t>
-      </w:r>
-    </w:p>
-    <w:p>
-      <w:pPr>
-        <w:pStyle w:val="Heading2"/>
-        <w:numPr>
-          <w:numId w:val="0"/>
-        </w:numPr>
-        <w:keepNext/>
-        <w:widowControl/>
-        <w:ind w:firstLine="0pt" w:start="0pt" w:end="0pt"/>
-      </w:pPr>
-      <w:r>
-        <w:rPr>
-          <w:color w:val="000000"/>
-          <w:lang w:val="pt-BR"/>
-        </w:rPr>
-        <w:t xml:space="preserve">E. Ripple, PWM e convergência</w:t>
-      </w:r>
-    </w:p>
-    <w:p>
-      <w:pPr>
-        <w:pStyle w:val="BodyText"/>
-        <w:numPr>
-          <w:numId w:val="0"/>
-        </w:numPr>
-        <w:widowControl/>
-      </w:pPr>
-      <w:r>
-        <w:rPr>
-          <w:color w:val="000000"/>
-          <w:lang w:val="pt-BR"/>
-        </w:rPr>
-        <w:t xml:space="preserve">Dois ensaios em 373 Vcc comparam somente o banco de saída, mantendo os compensadores revisados. A janela 0,1900–0,1901 s contém cinco períodos a 50 kHz. O capacitor original fornece ripple de 0,321095 V; o banco revisado, 0,165516 V, redução de 48,45%. A revisão atende 0,27 Vpp e o original não atende. A Fig. 9 apresenta o caso revisado, com ΔIL=3,10080 A.</w:t>
       </w:r>
     </w:p>
     <w:p>
@@ -5821,17 +5888,138 @@
       <w:r>
         <w:drawing>
           <wp:inline distT="0" distB="0" distL="0" distR="0">
-            <wp:extent cx="2971800" cy="2122714"/>
-            <wp:docPr id="1009" name="ripple_revisado" descr="ripple revisado"/>
+            <wp:extent cx="6400800" cy="2887502"/>
+            <wp:docPr id="1010" name="circuito_bateria" descr="circuito bateria"/>
             <ns0:graphic xmlns:ns0="http://purl.oclc.org/ooxml/drawingml/main">
               <ns0:graphicData uri="http://purl.oclc.org/ooxml/drawingml/picture">
                 <ns0:pic xmlns:ns0="http://purl.oclc.org/ooxml/drawingml/picture">
                   <ns0:nvPicPr>
-                    <ns0:cNvPr id="1009" name="ripple_revisado"/>
+                    <ns0:cNvPr id="1010" name="circuito_bateria"/>
                     <ns0:cNvPicPr/>
                   </ns0:nvPicPr>
                   <ns0:blipFill>
-                    <ns0:blip xmlns:ns0="http://purl.oclc.org/ooxml/drawingml/main" r:embed="rIdArtigo9"/>
+                    <ns0:blip xmlns:ns0="http://purl.oclc.org/ooxml/drawingml/main" r:embed="rIdArtigo10"/>
+                    <ns0:stretch xmlns:ns0="http://purl.oclc.org/ooxml/drawingml/main">
+                      <ns0:fillRect/>
+                    </ns0:stretch>
+                  </ns0:blipFill>
+                  <ns0:spPr>
+                    <ns0:xfrm xmlns:ns0="http://purl.oclc.org/ooxml/drawingml/main">
+                      <ns0:off x="0" y="0"/>
+                      <ns0:ext cx="6400800" cy="2887502"/>
+                    </ns0:xfrm>
+                    <ns0:prstGeom xmlns:ns0="http://purl.oclc.org/ooxml/drawingml/main" prst="rect">
+                      <ns0:avLst/>
+                    </ns0:prstGeom>
+                  </ns0:spPr>
+                </ns0:pic>
+              </ns0:graphicData>
+            </ns0:graphic>
+          </wp:inline>
+        </w:drawing>
+      </w:r>
+    </w:p>
+    <w:p>
+      <w:pPr>
+        <w:pStyle w:val="figurecaption"/>
+        <w:numPr>
+          <w:numId w:val="0"/>
+        </w:numPr>
+        <w:widowControl/>
+        <w:spacing w:after="7pt"/>
+        <w:ind w:firstLine="0pt" w:start="0pt" w:end="0pt"/>
+        <w:sectPr>
+          <w:type w:val="continuous"/>
+          <w:pgSz w:w="595.30pt" w:h="841.90pt" w:code="9"/>
+          <w:pgMar w:top="54pt" w:right="45.35pt" w:bottom="72pt" w:left="45.35pt" w:header="36pt" w:footer="36pt" w:gutter="0pt"/>
+          <w:cols w:num="1" w:space="18pt"/>
+          <w:docGrid w:linePitch="360"/>
+        </w:sectPr>
+      </w:pPr>
+      <w:r>
+        <w:rPr>
+          <w:color w:val="000000"/>
+          <w:lang w:val="pt-BR"/>
+        </w:rPr>
+        <w:t xml:space="preserve">Fig. 10. Modelo PLECS de forward_bateria. O ramo de carga é a série Ibat, Rbat, Cbat e Ebat; o restante do esquema é o da Fig. 4.</w:t>
+      </w:r>
+    </w:p>
+    <w:p>
+      <w:pPr>
+        <w:pStyle w:val="BodyText"/>
+        <w:numPr>
+          <w:numId w:val="0"/>
+        </w:numPr>
+        <w:widowControl/>
+      </w:pPr>
+      <w:r>
+        <w:rPr>
+          <w:color w:val="000000"/>
+          <w:lang w:val="pt-BR"/>
+        </w:rPr>
+        <w:t xml:space="preserve">Na cauda, o circuito entra em DCM e a corrente tende a zero. A tensão permanece em aproximadamente 27,02484 V, pois o modelo não oferece autodescarga ou caminho reverso que elimine toda a sobre-elevação. Para 150 Ah em 7 V, o equivalente coulômbico seria 77142,86 F, cerca de 192857 vezes maior. A simulação não prevê tempo real de carga, SOC, envelhecimento ou eficiência eletroquímica.</w:t>
+      </w:r>
+    </w:p>
+    <w:p>
+      <w:pPr>
+        <w:pStyle w:val="Heading2"/>
+        <w:numPr>
+          <w:numId w:val="0"/>
+        </w:numPr>
+        <w:keepNext/>
+        <w:widowControl/>
+        <w:ind w:firstLine="0pt" w:start="0pt" w:end="0pt"/>
+      </w:pPr>
+      <w:r>
+        <w:rPr>
+          <w:color w:val="000000"/>
+          <w:lang w:val="pt-BR"/>
+        </w:rPr>
+        <w:t xml:space="preserve">E. Ripple, PWM e convergência</w:t>
+      </w:r>
+    </w:p>
+    <w:p>
+      <w:pPr>
+        <w:pStyle w:val="BodyText"/>
+        <w:numPr>
+          <w:numId w:val="0"/>
+        </w:numPr>
+        <w:widowControl/>
+      </w:pPr>
+      <w:r>
+        <w:rPr>
+          <w:color w:val="000000"/>
+          <w:lang w:val="pt-BR"/>
+        </w:rPr>
+        <w:t xml:space="preserve">Dois ensaios em 373 Vcc, com o circuito da Fig. 13, comparam somente o banco de saída, mantendo os compensadores revisados. A janela 0,1900–0,1901 s contém cinco períodos a 50 kHz. O capacitor original fornece ripple de 0,321095 V; o banco revisado, 0,165516 V, redução de 48,45%. A revisão atende 0,27 Vpp e o original não atende. A Fig. 11 apresenta o caso revisado, com ΔIL=3,10080 A.</w:t>
+      </w:r>
+    </w:p>
+    <w:p>
+      <w:pPr>
+        <w:pStyle w:val="BodyText"/>
+        <w:numPr>
+          <w:numId w:val="0"/>
+        </w:numPr>
+        <w:keepNext/>
+        <w:widowControl/>
+        <w:jc w:val="center"/>
+        <w:spacing w:after="0pt"/>
+        <w:ind w:firstLine="0pt" w:start="0pt" w:end="0pt"/>
+      </w:pPr>
+      <w:r>
+        <w:drawing>
+          <wp:inline distT="0" distB="0" distL="0" distR="0">
+            <wp:extent cx="2971800" cy="2122714"/>
+            <wp:docPr id="1011" name="ripple_revisado" descr="ripple revisado"/>
+            <ns0:graphic xmlns:ns0="http://purl.oclc.org/ooxml/drawingml/main">
+              <ns0:graphicData uri="http://purl.oclc.org/ooxml/drawingml/picture">
+                <ns0:pic xmlns:ns0="http://purl.oclc.org/ooxml/drawingml/picture">
+                  <ns0:nvPicPr>
+                    <ns0:cNvPr id="1011" name="ripple_revisado"/>
+                    <ns0:cNvPicPr/>
+                  </ns0:nvPicPr>
+                  <ns0:blipFill>
+                    <ns0:blip xmlns:ns0="http://purl.oclc.org/ooxml/drawingml/main" r:embed="rIdArtigo11"/>
                     <ns0:stretch xmlns:ns0="http://purl.oclc.org/ooxml/drawingml/main">
                       <ns0:fillRect/>
                     </ns0:stretch>
@@ -5867,7 +6055,7 @@
           <w:color w:val="000000"/>
           <w:lang w:val="pt-BR"/>
         </w:rPr>
-        <w:t xml:space="preserve">Fig. 9. Cinco períodos da saída e da corrente do indutor em 373 Vcc com banco revisado. Dados PLECS em grade de 0,2 µs.</w:t>
+        <w:t xml:space="preserve">Fig. 11. Cinco períodos da saída e da corrente do indutor em 373 Vcc com banco revisado. Dados PLECS em grade de 0,2 µs.</w:t>
       </w:r>
     </w:p>
     <w:p>
@@ -5902,16 +6090,16 @@
         <w:drawing>
           <wp:inline distT="0" distB="0" distL="0" distR="0">
             <wp:extent cx="2971800" cy="2688771"/>
-            <wp:docPr id="1010" name="pwm_cinco_periodos" descr="pwm cinco periodos"/>
+            <wp:docPr id="1012" name="pwm_cinco_periodos" descr="pwm cinco periodos"/>
             <ns0:graphic xmlns:ns0="http://purl.oclc.org/ooxml/drawingml/main">
               <ns0:graphicData uri="http://purl.oclc.org/ooxml/drawingml/picture">
                 <ns0:pic xmlns:ns0="http://purl.oclc.org/ooxml/drawingml/picture">
                   <ns0:nvPicPr>
-                    <ns0:cNvPr id="1010" name="pwm_cinco_periodos"/>
+                    <ns0:cNvPr id="1012" name="pwm_cinco_periodos"/>
                     <ns0:cNvPicPr/>
                   </ns0:nvPicPr>
                   <ns0:blipFill>
-                    <ns0:blip xmlns:ns0="http://purl.oclc.org/ooxml/drawingml/main" r:embed="rIdArtigo10"/>
+                    <ns0:blip xmlns:ns0="http://purl.oclc.org/ooxml/drawingml/main" r:embed="rIdArtigo12"/>
                     <ns0:stretch xmlns:ns0="http://purl.oclc.org/ooxml/drawingml/main">
                       <ns0:fillRect/>
                     </ns0:stretch>
@@ -5947,7 +6135,7 @@
           <w:color w:val="000000"/>
           <w:lang w:val="pt-BR"/>
         </w:rPr>
-        <w:t xml:space="preserve">Fig. 10. Portadora, comando, gate comum e tensões de primário e Q1 em cinco períodos. As duas chaves são acionadas simultaneamente.</w:t>
+        <w:t xml:space="preserve">Fig. 12. Portadora, comando, gate comum e tensões de primário e Q1 em cinco períodos. As duas chaves são acionadas simultaneamente.</w:t>
       </w:r>
     </w:p>
     <w:p>
@@ -5963,7 +6151,7 @@
           <w:color w:val="000000"/>
           <w:lang w:val="pt-BR"/>
         </w:rPr>
-        <w:t xml:space="preserve">A Fig. 10 confirma excitação e reset com polaridades opostas no primário. A corrente magnetizante atinge 99,03 mA e retorna aproximadamente a zero em cada ciclo, com mínimo numérico de −0,12 mA. Q1 alcança 373,701 V e 4,99585 A sem parasitas. A média comando/2,1 não equivale exatamente ao duty efetivo quando o comando varia no período; a média do PWM amostrado também sofre quantização das bordas.</w:t>
+        <w:t xml:space="preserve">A Fig. 12 confirma excitação e reset com polaridades opostas no primário. A corrente magnetizante atinge 99,03 mA e retorna aproximadamente a zero em cada ciclo, com mínimo numérico de −0,12 mA. Q1 alcança 373,701 V e 4,99585 A sem parasitas. A média comando/2,1 não equivale exatamente ao duty efetivo quando o comando varia no período; a média do PWM amostrado também sofre quantização das bordas.</w:t>
       </w:r>
     </w:p>
     <w:p>
@@ -5973,6 +6161,13 @@
           <w:numId w:val="0"/>
         </w:numPr>
         <w:widowControl/>
+        <w:sectPr>
+          <w:type w:val="continuous"/>
+          <w:pgSz w:w="595.30pt" w:h="841.90pt" w:code="9"/>
+          <w:pgMar w:top="54pt" w:right="45.35pt" w:bottom="72pt" w:left="45.35pt" w:header="36pt" w:footer="36pt" w:gutter="0pt"/>
+          <w:cols w:num="2" w:space="18pt"/>
+          <w:docGrid w:linePitch="360"/>
+        </w:sectPr>
       </w:pPr>
       <w:r>
         <w:rPr>
@@ -5980,6 +6175,77 @@
           <w:lang w:val="pt-BR"/>
         </w:rPr>
         <w:t xml:space="preserve">Repetindo o degrau nominal com passo máximo de 1 µs e tolerância relativa de 10⁻⁷, as diferenças nas médias de plena carga são 0,011465% em Vo, 0,001625% em IL e 0,000480% em Vbus. O refinamento sustenta as médias, mas não certifica picos submicrossegundo. O desvio CC/CV permanece. Não houve campanha independente completa de convergência para cada modo.</w:t>
+      </w:r>
+    </w:p>
+    <w:p>
+      <w:pPr>
+        <w:pStyle w:val="BodyText"/>
+        <w:numPr>
+          <w:numId w:val="0"/>
+        </w:numPr>
+        <w:keepNext/>
+        <w:widowControl/>
+        <w:jc w:val="center"/>
+        <w:spacing w:after="0pt"/>
+        <w:ind w:firstLine="0pt" w:start="0pt" w:end="0pt"/>
+      </w:pPr>
+      <w:r>
+        <w:drawing>
+          <wp:inline distT="0" distB="0" distL="0" distR="0">
+            <wp:extent cx="6400800" cy="3139946"/>
+            <wp:docPr id="1013" name="circuito_barramento" descr="circuito barramento"/>
+            <ns0:graphic xmlns:ns0="http://purl.oclc.org/ooxml/drawingml/main">
+              <ns0:graphicData uri="http://purl.oclc.org/ooxml/drawingml/picture">
+                <ns0:pic xmlns:ns0="http://purl.oclc.org/ooxml/drawingml/picture">
+                  <ns0:nvPicPr>
+                    <ns0:cNvPr id="1013" name="circuito_barramento"/>
+                    <ns0:cNvPicPr/>
+                  </ns0:nvPicPr>
+                  <ns0:blipFill>
+                    <ns0:blip xmlns:ns0="http://purl.oclc.org/ooxml/drawingml/main" r:embed="rIdArtigo13"/>
+                    <ns0:stretch xmlns:ns0="http://purl.oclc.org/ooxml/drawingml/main">
+                      <ns0:fillRect/>
+                    </ns0:stretch>
+                  </ns0:blipFill>
+                  <ns0:spPr>
+                    <ns0:xfrm xmlns:ns0="http://purl.oclc.org/ooxml/drawingml/main">
+                      <ns0:off x="0" y="0"/>
+                      <ns0:ext cx="6400800" cy="3139946"/>
+                    </ns0:xfrm>
+                    <ns0:prstGeom xmlns:ns0="http://purl.oclc.org/ooxml/drawingml/main" prst="rect">
+                      <ns0:avLst/>
+                    </ns0:prstGeom>
+                  </ns0:spPr>
+                </ns0:pic>
+              </ns0:graphicData>
+            </ns0:graphic>
+          </wp:inline>
+        </w:drawing>
+      </w:r>
+    </w:p>
+    <w:p>
+      <w:pPr>
+        <w:pStyle w:val="figurecaption"/>
+        <w:numPr>
+          <w:numId w:val="0"/>
+        </w:numPr>
+        <w:widowControl/>
+        <w:spacing w:after="7pt"/>
+        <w:ind w:firstLine="0pt" w:start="0pt" w:end="0pt"/>
+        <w:sectPr>
+          <w:type w:val="continuous"/>
+          <w:pgSz w:w="595.30pt" w:h="841.90pt" w:code="9"/>
+          <w:pgMar w:top="54pt" w:right="45.35pt" w:bottom="72pt" w:left="45.35pt" w:header="36pt" w:footer="36pt" w:gutter="0pt"/>
+          <w:cols w:num="1" w:space="18pt"/>
+          <w:docGrid w:linePitch="360"/>
+        </w:sectPr>
+      </w:pPr>
+      <w:r>
+        <w:rPr>
+          <w:color w:val="000000"/>
+          <w:lang w:val="pt-BR"/>
+        </w:rPr>
+        <w:t xml:space="preserve">Fig. 13. Modelo PLECS de forward_barramento_cc e forward_capacitor_original. A fonte Ventrada, ajustada em 373 V, substitui a rede e a ponte; os dois modelos diferem apenas em Co e ESR.</w:t>
       </w:r>
     </w:p>
     <w:p>
